--- a/paper/paper.docx
+++ b/paper/paper.docx
@@ -376,7 +376,7 @@
         <w:jc w:val="both"/>
       </w:pPr>
       <w:r>
-        <w:t>Jede bestätigte Anomalie wird in eine strukturierte Handlungsempfehlung überführt. Wir betreiben das Modell Qwen 2.5 7B lokal über Ollama (Temperatur 0,2, fester Seed). Die Ausgabe wird per JSON-Grammatik erzwungen und anschließend programmseitig validiert. Als Systemprompt wählten wir nach einem qualitativen Variantenvergleich eine Few-Shot-Variante, die milde Minderlasten korrekt als möglichen Effizienzgewinn statt als Defekt einordnet und kalibrierte Konfidenzwerte liefert (Brown et al., 2020; Willard &amp; Louf, 2023). Von drei verglichenen Prompt-Varianten erzeugte allein diese durchgängig wohlgeformte und domänenspezifische Ausgaben; eine minimalistische Variante lieferte vereinzelt abgeschnittene und überkonfidente Empfehlungen und schied aus. Ein deterministischer Kontext-Builder reichert jede Anomalie mit berechneten Fakten an, die das Modell nicht schätzen muss: aktuelle und erwartete Last (Median desselben Wochentags und derselben Uhrzeit über sieben Vorwochen), Wetter einer Referenzstation des Deutschen Wetterdienstes (Würzburg, da Standort-Postleitzahlen fehlen), den Day-Ahead-Spotpreis sowie die im Code berechneten Mehrkosten (Leistungsdifferenz × Dauer × Preis). Das Ausgabeschema umfasst Schweregrad, vermutete Ursache, genau drei priorisierte Handlungsempfehlungen und einen Konfidenzwert.</w:t>
+        <w:t>Jede bestätigte Anomalie wird in eine strukturierte Handlungsempfehlung überführt. Wir betreiben das Modell Qwen 2.5 7B lokal über Ollama (Temperatur 0,2, fester Seed). Die Ausgabe wird per JSON-Grammatik erzwungen und anschließend programmseitig validiert. Als Systemprompt wählten wir nach einem qualitativen Variantenvergleich eine Few-Shot-Variante, die milde Minderlasten korrekt als möglichen Effizienzgewinn statt als Defekt einordnet und kalibrierte Konfidenzwerte liefert (Brown et al., 2020; Willard &amp; Louf, 2023). Von drei verglichenen Prompt-Varianten erzeugte allein diese durchgängig wohlgeformte und domänenspezifische Ausgaben; eine minimalistische Variante lieferte vereinzelt abgeschnittene und überkonfidente Empfehlungen und schied aus. Ein deterministischer Kontext-Builder reichert jede Anomalie mit berechneten Fakten an, die das Modell nicht schätzen muss: aktuelle und erwartete Last (Median desselben Wochentags und derselben Uhrzeit über sieben Vorwochen), standortgenaues Wetter des Deutschen Wetterdienstes (eine Reihe je Standort am PLZ-Centroid), den Day-Ahead-Spotpreis sowie die im Code berechneten Mehrkosten (Leistungsdifferenz × Dauer × Preis). Das Ausgabeschema umfasst Schweregrad, vermutete Ursache, genau drei priorisierte Handlungsempfehlungen und einen Konfidenzwert.</w:t>
       </w:r>
     </w:p>
     <w:p>
@@ -1049,7 +1049,7 @@
         <w:jc w:val="both"/>
       </w:pPr>
       <w:r>
-        <w:t>Über alle 66 bestätigten Anomalien erzeugte die Pipeline fehlerfrei strukturierte Empfehlungen: 66 von 66 erfolgreich, keine Wiederholungen, keine Schemafehler. Die Gesamtlaufzeit betrug 8:01 Minuten, im Mittel 6,6 Sekunden je Anomalie bei warmem Modell. Die Schweregrade verteilen sich auf hoch (32), mittel (25) und niedrig (9), was gegen eine pauschale Hochstufung spricht. Die mittlere Modellkonfidenz differenziert leicht zwischen den Methoden (Tabelle 2): Sie ist beim Autoencoder am höchsten (0,844) und bei ARIMA am niedrigsten (0,818); diese Konfidenz bezieht sich auf das Empfehlungsmodell, nicht auf den Detektor. Die höhere Konfidenz des Autoencoders ist konsistent mit seiner Fokussierung auf die Tagesform, die die vorgelegten Anomalien deutlich erkennbar macht; die nuancierteren Forecast-Abweichungen von ARIMA stuft das Modell hingegen als weniger eindeutig ein.</w:t>
+        <w:t>Über alle 66 bestätigten Anomalien erzeugte die Pipeline fehlerfrei strukturierte Empfehlungen: 66 von 66 erfolgreich, keine Wiederholungen, keine Schemafehler. Die Gesamtlaufzeit betrug 7:23 Minuten, im Mittel 6,7 Sekunden je Anomalie bei warmem Modell. Die Schweregrade verteilen sich auf hoch (31), mittel (25) und niedrig (10), was gegen eine pauschale Hochstufung spricht. Die mittlere Modellkonfidenz differenziert leicht zwischen den Methoden (Tabelle 2): Sie ist bei der Z-Score-Methode am höchsten (0,835) und bei ARIMA am niedrigsten (0,818); diese Konfidenz bezieht sich auf das Empfehlungsmodell, nicht auf den Detektor. Die Unterschiede sind klein (0,818–0,835); die nuancierteren Forecast-Abweichungen von ARIMA stuft das Modell tendenziell als weniger eindeutig ein als die deutlich ausgeprägten Punkt- und Tagesform-Anomalien.</w:t>
       </w:r>
     </w:p>
     <w:tbl>
@@ -1267,7 +1267,7 @@
               <w:rPr>
                 <w:sz w:val="20"/>
               </w:rPr>
-              <w:t>0,825</w:t>
+              <w:t>0,822</w:t>
             </w:r>
           </w:p>
         </w:tc>
@@ -1321,7 +1321,7 @@
               <w:rPr>
                 <w:sz w:val="20"/>
               </w:rPr>
-              <w:t>0,844</w:t>
+              <w:t>0,828</w:t>
             </w:r>
           </w:p>
         </w:tc>
@@ -1334,7 +1334,7 @@
               <w:rPr>
                 <w:sz w:val="20"/>
               </w:rPr>
-              <w:t>0,80–0,90</w:t>
+              <w:t>0,80–0,85</w:t>
             </w:r>
           </w:p>
         </w:tc>
@@ -1446,7 +1446,7 @@
         <w:jc w:val="both"/>
       </w:pPr>
       <w:r>
-        <w:t>Die Architektur ist generisch angelegt und auf weitere Kategorien wie Tankstellen oder Bürogebäude übertragbar, sofern je Kategorie neu trainiert und re-kalibriert wird. Sinnvolle Folgeschritte sind eine quantitative Qualitätsbewertung der Empfehlungen, die Anbindung standortgenauer Wetterdaten sowie eine Priorisierung der Meldungen nach Schweregrad und Ensemble-Überlappung. Mittelfristig erlaubt die modulare Trennung von Detektion, Diagnose und Empfehlung, einzelne Komponenten unabhängig auszutauschen – etwa den Detektor zu ersetzen, ohne die Empfehlungsschicht anzupassen.</w:t>
+        <w:t>Die Architektur ist generisch angelegt und auf weitere Kategorien wie Tankstellen oder Bürogebäude übertragbar, sofern je Kategorie neu trainiert und re-kalibriert wird. Sinnvolle Folgeschritte sind eine quantitative Qualitätsbewertung der Empfehlungen sowie eine Priorisierung der Meldungen nach Schweregrad und Ensemble-Überlappung. Mittelfristig erlaubt die modulare Trennung von Detektion, Diagnose und Empfehlung, einzelne Komponenten unabhängig auszutauschen – etwa den Detektor zu ersetzen, ohne die Empfehlungsschicht anzupassen.</w:t>
       </w:r>
     </w:p>
     <w:p>
